--- a/Fase 1 – Análisis del entorno, riesgos y diseño de la solución/Edwin_Gomez/capturas_pruebas_documentos_configuraciones/Bitacora Edwin Gomez entrega 1.docx
+++ b/Fase 1 – Análisis del entorno, riesgos y diseño de la solución/Edwin_Gomez/capturas_pruebas_documentos_configuraciones/Bitacora Edwin Gomez entrega 1.docx
@@ -1366,7 +1366,7 @@
               </w:rPr>
             </w:pPr>
             <w:r>
-              <w:t>Se identificaron los activos y componentes que formarán parte del entorno a proteger.</w:t>
+              <w:t>Se tomaron como referencia los activos y componentes previstos en el alcance del proyecto para realizar el análisis preliminar de riesgos.</w:t>
             </w:r>
           </w:p>
         </w:tc>
@@ -2087,6 +2087,7 @@
           </w:tcPr>
           <w:p>
             <w:r>
+              <w:lastRenderedPageBreak/>
               <w:t>Microsoft Word</w:t>
             </w:r>
           </w:p>
@@ -2143,7 +2144,6 @@
           </w:tcPr>
           <w:p>
             <w:r>
-              <w:lastRenderedPageBreak/>
               <w:t>GitHub</w:t>
             </w:r>
           </w:p>
@@ -2512,7 +2512,7 @@
               <w:rPr>
                 <w:rFonts w:ascii="Arial" w:hAnsi="Arial"/>
               </w:rPr>
-              <w:t>No permite realizar pruebas reales en esta fase.</w:t>
+              <w:t>No permite realizar pruebas prácticas de seguridad sobre una aplicación completamente implementada, por lo que el análisis de esta fase se desarrolla a partir del alcance y los componentes previstos del proyecto.</w:t>
             </w:r>
           </w:p>
         </w:tc>
@@ -3076,7 +3076,6 @@
           </w:tcPr>
           <w:p>
             <w:r>
-              <w:lastRenderedPageBreak/>
               <w:t>Desarrollo de matriz de riesgos</w:t>
             </w:r>
           </w:p>
@@ -3702,6 +3701,7 @@
                 <w:sz w:val="19"/>
                 <w:szCs w:val="19"/>
               </w:rPr>
+              <w:lastRenderedPageBreak/>
               <w:t>Área</w:t>
             </w:r>
           </w:p>
@@ -4787,7 +4787,6 @@
                 <w:sz w:val="19"/>
                 <w:szCs w:val="19"/>
               </w:rPr>
-              <w:lastRenderedPageBreak/>
               <w:t>Integrante</w:t>
             </w:r>
           </w:p>
@@ -5581,6 +5580,7 @@
                 <w:sz w:val="20"/>
                 <w:szCs w:val="20"/>
               </w:rPr>
+              <w:lastRenderedPageBreak/>
               <w:t xml:space="preserve">Uso obligatorio: </w:t>
             </w:r>
             <w:r>
@@ -5758,7 +5758,6 @@
                 <w:sz w:val="19"/>
                 <w:szCs w:val="19"/>
               </w:rPr>
-              <w:lastRenderedPageBreak/>
               <w:t>Integrante</w:t>
             </w:r>
           </w:p>
@@ -6952,7 +6951,6 @@
                 <w:sz w:val="22"/>
                 <w:szCs w:val="22"/>
               </w:rPr>
-              <w:lastRenderedPageBreak/>
               <w:t>11. Pruebas, configuraciones o validaciones por estudiante</w:t>
             </w:r>
           </w:p>
@@ -8140,7 +8138,6 @@
                 <w:sz w:val="22"/>
                 <w:szCs w:val="22"/>
               </w:rPr>
-              <w:lastRenderedPageBreak/>
               <w:t>13. Reflexión individual por rol</w:t>
             </w:r>
           </w:p>
@@ -8475,7 +8472,7 @@
           </w:tcPr>
           <w:p>
             <w:r>
-              <w:t xml:space="preserve">Participar en la definición de escenarios de validación y apoyar las actividades relacionadas con la implementación y evaluación de la solución </w:t>
+              <w:t xml:space="preserve">Continuar con la definición de escenarios y criterios de validación relacionados con los riesgos identificados durante la Fase 1, como apoyo al diseño de la solución </w:t>
             </w:r>
             <w:proofErr w:type="spellStart"/>
             <w:r>
@@ -9013,7 +9010,6 @@
                 <w:sz w:val="19"/>
                 <w:szCs w:val="19"/>
               </w:rPr>
-              <w:lastRenderedPageBreak/>
               <w:t>No.</w:t>
             </w:r>
           </w:p>
@@ -9230,9 +9226,42 @@
             <w:vAlign w:val="center"/>
           </w:tcPr>
           <w:p>
-            <w:r>
-              <w:t>Archivo cargado en GitHub</w:t>
-            </w:r>
+            <w:hyperlink r:id="rId8" w:history="1">
+              <w:r>
+                <w:rPr>
+                  <w:rStyle w:val="Hipervnculo"/>
+                </w:rPr>
+                <w:t xml:space="preserve">Matriz Riesgos </w:t>
+              </w:r>
+              <w:proofErr w:type="spellStart"/>
+              <w:r>
+                <w:rPr>
+                  <w:rStyle w:val="Hipervnculo"/>
+                </w:rPr>
+                <w:t>OWASP</w:t>
+              </w:r>
+              <w:proofErr w:type="spellEnd"/>
+              <w:r>
+                <w:rPr>
+                  <w:rStyle w:val="Hipervnculo"/>
+                </w:rPr>
+                <w:t xml:space="preserve"> 2025 </w:t>
+              </w:r>
+              <w:proofErr w:type="spellStart"/>
+              <w:r>
+                <w:rPr>
+                  <w:rStyle w:val="Hipervnculo"/>
+                </w:rPr>
+                <w:t>WAF</w:t>
+              </w:r>
+              <w:proofErr w:type="spellEnd"/>
+              <w:r>
+                <w:rPr>
+                  <w:rStyle w:val="Hipervnculo"/>
+                </w:rPr>
+                <w:t xml:space="preserve"> Shield Cloud Edwin Gomez.xlsx</w:t>
+              </w:r>
+            </w:hyperlink>
           </w:p>
         </w:tc>
       </w:tr>
@@ -9323,9 +9352,50 @@
             <w:vAlign w:val="center"/>
           </w:tcPr>
           <w:p>
-            <w:r>
-              <w:t>Archivo cargado en GitHub</w:t>
-            </w:r>
+            <w:hyperlink r:id="rId9" w:history="1">
+              <w:proofErr w:type="spellStart"/>
+              <w:r>
+                <w:rPr>
+                  <w:rStyle w:val="Hipervnculo"/>
+                </w:rPr>
+                <w:t>Analisis</w:t>
+              </w:r>
+              <w:proofErr w:type="spellEnd"/>
+              <w:r>
+                <w:rPr>
+                  <w:rStyle w:val="Hipervnculo"/>
+                </w:rPr>
+                <w:t xml:space="preserve"> Riesgos y Estrategia </w:t>
+              </w:r>
+              <w:proofErr w:type="spellStart"/>
+              <w:r>
+                <w:rPr>
+                  <w:rStyle w:val="Hipervnculo"/>
+                </w:rPr>
+                <w:t>Validacion</w:t>
+              </w:r>
+              <w:proofErr w:type="spellEnd"/>
+              <w:r>
+                <w:rPr>
+                  <w:rStyle w:val="Hipervnculo"/>
+                </w:rPr>
+                <w:t xml:space="preserve"> </w:t>
+              </w:r>
+              <w:proofErr w:type="spellStart"/>
+              <w:r>
+                <w:rPr>
+                  <w:rStyle w:val="Hipervnculo"/>
+                </w:rPr>
+                <w:t>QA</w:t>
+              </w:r>
+              <w:proofErr w:type="spellEnd"/>
+              <w:r>
+                <w:rPr>
+                  <w:rStyle w:val="Hipervnculo"/>
+                </w:rPr>
+                <w:t xml:space="preserve"> -Edwin Gomez.docx</w:t>
+              </w:r>
+            </w:hyperlink>
           </w:p>
         </w:tc>
       </w:tr>
@@ -9416,9 +9486,14 @@
             <w:vAlign w:val="center"/>
           </w:tcPr>
           <w:p>
-            <w:r>
-              <w:t>Evidencia adjunta</w:t>
-            </w:r>
+            <w:hyperlink r:id="rId10" w:history="1">
+              <w:r>
+                <w:rPr>
+                  <w:rStyle w:val="Hipervnculo"/>
+                </w:rPr>
+                <w:t>Captura de Matriz de Riesgos.png</w:t>
+              </w:r>
+            </w:hyperlink>
           </w:p>
         </w:tc>
       </w:tr>
@@ -9509,9 +9584,14 @@
             <w:vAlign w:val="center"/>
           </w:tcPr>
           <w:p>
-            <w:r>
-              <w:t>Evidencia adjunta</w:t>
-            </w:r>
+            <w:hyperlink r:id="rId11" w:history="1">
+              <w:r>
+                <w:rPr>
+                  <w:rStyle w:val="Hipervnculo"/>
+                </w:rPr>
+                <w:t>Captura de entregables en el repositorio.png</w:t>
+              </w:r>
+            </w:hyperlink>
           </w:p>
         </w:tc>
       </w:tr>
@@ -9758,6 +9838,7 @@
           <w:sz w:val="22"/>
           <w:szCs w:val="22"/>
         </w:rPr>
+        <w:lastRenderedPageBreak/>
         <w:t xml:space="preserve">15.Registro de evidencias </w:t>
       </w:r>
     </w:p>
@@ -9893,7 +9974,6 @@
         <w:rPr>
           <w:noProof/>
         </w:rPr>
-        <w:lastRenderedPageBreak/>
         <w:drawing>
           <wp:inline distT="0" distB="0" distL="0" distR="0" wp14:anchorId="78D960F2" wp14:editId="1923313D">
             <wp:extent cx="6477000" cy="3153410"/>
@@ -9912,7 +9992,7 @@
                     </pic:cNvPicPr>
                   </pic:nvPicPr>
                   <pic:blipFill>
-                    <a:blip r:embed="rId8">
+                    <a:blip r:embed="rId12">
                       <a:extLst>
                         <a:ext uri="{28A0092B-C50C-407E-A947-70E740481C1C}">
                           <a14:useLocalDpi xmlns:a14="http://schemas.microsoft.com/office/drawing/2010/main" val="0"/>
@@ -9957,6 +10037,7 @@
         <w:rPr>
           <w:noProof/>
         </w:rPr>
+        <w:lastRenderedPageBreak/>
         <w:drawing>
           <wp:inline distT="0" distB="0" distL="0" distR="0" wp14:anchorId="6B479436" wp14:editId="2F4F8EB9">
             <wp:extent cx="6477000" cy="2418715"/>
@@ -9975,7 +10056,7 @@
                     </pic:cNvPicPr>
                   </pic:nvPicPr>
                   <pic:blipFill>
-                    <a:blip r:embed="rId9">
+                    <a:blip r:embed="rId13">
                       <a:extLst>
                         <a:ext uri="{28A0092B-C50C-407E-A947-70E740481C1C}">
                           <a14:useLocalDpi xmlns:a14="http://schemas.microsoft.com/office/drawing/2010/main" val="0"/>
@@ -10008,7 +10089,7 @@
       </w:r>
     </w:p>
     <w:sectPr>
-      <w:headerReference w:type="default" r:id="rId10"/>
+      <w:headerReference w:type="default" r:id="rId14"/>
       <w:pgSz w:w="12240" w:h="15840"/>
       <w:pgMar w:top="1843" w:right="1020" w:bottom="907" w:left="1020" w:header="720" w:footer="720" w:gutter="0"/>
       <w:pgNumType w:start="1"/>
@@ -11423,6 +11504,29 @@
       <w:szCs w:val="22"/>
     </w:rPr>
   </w:style>
+  <w:style w:type="character" w:styleId="Hipervnculo">
+    <w:name w:val="Hyperlink"/>
+    <w:basedOn w:val="Fuentedeprrafopredeter"/>
+    <w:uiPriority w:val="99"/>
+    <w:unhideWhenUsed/>
+    <w:rsid w:val="00697E4B"/>
+    <w:rPr>
+      <w:color w:val="0000FF" w:themeColor="hyperlink"/>
+      <w:u w:val="single"/>
+    </w:rPr>
+  </w:style>
+  <w:style w:type="character" w:styleId="Mencinsinresolver">
+    <w:name w:val="Unresolved Mention"/>
+    <w:basedOn w:val="Fuentedeprrafopredeter"/>
+    <w:uiPriority w:val="99"/>
+    <w:semiHidden/>
+    <w:unhideWhenUsed/>
+    <w:rsid w:val="00697E4B"/>
+    <w:rPr>
+      <w:color w:val="605E5C"/>
+      <w:shd w:val="clear" w:color="auto" w:fill="E1DFDD"/>
+    </w:rPr>
+  </w:style>
 </w:styles>
 </file>
 
